--- a/5.答辩前调整/致谢部分v1.docx
+++ b/5.答辩前调整/致谢部分v1.docx
@@ -39,14 +39,14 @@
           <w:rFonts w:ascii="宋体" w:eastAsia="宋体" w:hAnsi="宋体" w:hint="eastAsia"/>
           <w:sz w:val="24"/>
         </w:rPr>
-        <w:t>行文至此，本科阶段的学习生活也即将画上句号。回望自</w:t>
+        <w:t>行文至此，本科阶段的学习生活即将结束。回望</w:t>
       </w:r>
       <w:r>
         <w:rPr>
           <w:rFonts w:ascii="宋体" w:eastAsia="宋体" w:hAnsi="宋体"/>
           <w:sz w:val="24"/>
         </w:rPr>
-        <w:t xml:space="preserve"> 2021 年进入大学以来的这段时光，心中既有不舍，也有感激。大学最初的日子轻松而明亮，让我在紧张的高中生活之后感受到自由与开阔；而随着学业推进、专业调整和未来选择逐渐摆在面前，我也在不断适应与思考中慢慢理解成长的意义。一路走来，有过迷茫，也有过遗憾，但这些经历让我更加清楚地认识自己，也让我学会以更踏实的态度面对学习、生活与未来。</w:t>
+        <w:t>入学以来的这段时光，心中既有不舍，也有感激。大学最初的日子轻松而明亮，让我感受到不同于高中阶段的自由与开阔；后来随着学业推进、专业调整和未来选择逐渐摆在面前，我也在不断适应与思考中慢慢理解成长的意义。一路走来，有过迷茫，也有过遗憾，但这些经历让我更加清楚地认识自己，也让我学会以更踏实的态度面对学习与生活。</w:t>
       </w:r>
     </w:p>
     <w:p>
@@ -63,7 +63,7 @@
           <w:rFonts w:ascii="宋体" w:eastAsia="宋体" w:hAnsi="宋体" w:hint="eastAsia"/>
           <w:sz w:val="24"/>
         </w:rPr>
-        <w:t>首先，我要衷心感谢我的论文指导老师肖老师。在毕业设计和论文撰写过程中，肖老师给予了我耐心而细致的指导。从论文选题、系统设计到正文修改，老师始终认真负责，不仅多次关心我的论文进度，也在每一版论文提交后提出具体而有价值的修改意见。每一次修改与完善，都离不开老师的提醒和帮助。老师严谨的治学态度、认真负责的工作方式，使我在完成毕业论文的过程中受益匪浅，也让我对学术写作和项目实践有了更加清晰的认识。</w:t>
+        <w:t>首先，我要衷心感谢我的论文指导老师肖老师。在毕业设计和论文撰写过程中，肖老师给予了我耐心而细致的指导。从选题确定、系统设计到论文修改，老师始终认真负责，多次关心我的论文进度，并在每一版论文提交后提出具体的修改意见。老师严谨的治学态度和负责的工作方式，使我在完成毕业论文的过程中受益匪浅。</w:t>
       </w:r>
     </w:p>
     <w:p>
@@ -80,7 +80,7 @@
           <w:rFonts w:ascii="宋体" w:eastAsia="宋体" w:hAnsi="宋体" w:hint="eastAsia"/>
           <w:sz w:val="24"/>
         </w:rPr>
-        <w:t>在大学学习期间，计算机学院和医学信息工程专业的各位老师为我打下了专业学习的基础。通过课程学习、课程设计和项目实践，我逐渐明确了自己对软件开发方向的兴趣，也在一次次实践中提升了分析问题和解决问题的能力。这些学习经历不仅拓宽了我的专业视野，也为毕业设计的顺利完成提供了重要支撑。</w:t>
+        <w:t>同时，感谢计算机学院和医学信息工程专业的各位老师。大学期间的课程学习和项目实践，为我打下了专业基础，也让我逐渐明确了对软件开发方向的兴趣。实习期间，企业导师和前辈们也给予了我许多帮助，使我对真实项目开发流程、团队协作和工程实践有了更加具体的认识，也更加坚定了未来从事开发工作的方向。</w:t>
       </w:r>
     </w:p>
     <w:p>
@@ -97,82 +97,7 @@
           <w:rFonts w:ascii="宋体" w:eastAsia="宋体" w:hAnsi="宋体" w:hint="eastAsia"/>
           <w:sz w:val="24"/>
         </w:rPr>
-        <w:t>实习期间，企业导师和前辈们也给予了我许多帮助。六个月的企业</w:t>
-      </w:r>
-      <w:proofErr w:type="gramStart"/>
-      <w:r>
-        <w:rPr>
-          <w:rFonts w:ascii="宋体" w:eastAsia="宋体" w:hAnsi="宋体" w:hint="eastAsia"/>
-          <w:sz w:val="24"/>
-        </w:rPr>
-        <w:t>实习让</w:t>
-      </w:r>
-      <w:proofErr w:type="gramEnd"/>
-      <w:r>
-        <w:rPr>
-          <w:rFonts w:ascii="宋体" w:eastAsia="宋体" w:hAnsi="宋体" w:hint="eastAsia"/>
-          <w:sz w:val="24"/>
-        </w:rPr>
-        <w:t>我第一次较为系统地接触真实项目开发流程，对团队协作、工程规范和项目实践有了更加具体的认识。实习中积累的经验也被我运用到本次毕业设计之中，使我从课堂学习进一步走向实际开发，并更加坚定了未来从事开发工作的方向。</w:t>
-      </w:r>
-    </w:p>
-    <w:p>
-      <w:pPr>
-        <w:spacing w:after="0" w:line="360" w:lineRule="auto"/>
-        <w:ind w:firstLineChars="200" w:firstLine="480"/>
-        <w:rPr>
-          <w:rFonts w:ascii="宋体" w:eastAsia="宋体" w:hAnsi="宋体" w:hint="eastAsia"/>
-          <w:sz w:val="24"/>
-        </w:rPr>
-      </w:pPr>
-      <w:r>
-        <w:rPr>
-          <w:rFonts w:ascii="宋体" w:eastAsia="宋体" w:hAnsi="宋体" w:hint="eastAsia"/>
-          <w:sz w:val="24"/>
-        </w:rPr>
-        <w:t>大学生活中，室友和同学们的陪伴同样值得铭记。我们曾一起上课、讨论问题，也曾一起完成课程设计和项目任务。那些共同学习、相互鼓励的日子，让许多普通时刻变得鲜活，也成为我大学记忆中珍贵的一部分。</w:t>
-      </w:r>
-    </w:p>
-    <w:p>
-      <w:pPr>
-        <w:spacing w:after="0" w:line="360" w:lineRule="auto"/>
-        <w:ind w:firstLineChars="200" w:firstLine="480"/>
-        <w:rPr>
-          <w:rFonts w:ascii="宋体" w:eastAsia="宋体" w:hAnsi="宋体" w:hint="eastAsia"/>
-          <w:sz w:val="24"/>
-        </w:rPr>
-      </w:pPr>
-      <w:r>
-        <w:rPr>
-          <w:rFonts w:ascii="宋体" w:eastAsia="宋体" w:hAnsi="宋体" w:hint="eastAsia"/>
-          <w:sz w:val="24"/>
-        </w:rPr>
-        <w:t>还要感谢我的家人。父母多年来在经济和生活上的默默支持，为我顺利完成学业提供了坚实保障；姐姐在我迷茫时给予的鼓励和建议，也让我能够以更加平稳的心态面对选择与变化。家人的理解与支持，始终是我不断向前的重要</w:t>
-      </w:r>
-      <w:r>
-        <w:rPr>
-          <w:rFonts w:ascii="宋体" w:eastAsia="宋体" w:hAnsi="宋体" w:hint="eastAsia"/>
-          <w:sz w:val="24"/>
-        </w:rPr>
-        <w:lastRenderedPageBreak/>
-        <w:t>力量。</w:t>
-      </w:r>
-    </w:p>
-    <w:p>
-      <w:pPr>
-        <w:spacing w:after="0" w:line="360" w:lineRule="auto"/>
-        <w:ind w:firstLineChars="200" w:firstLine="480"/>
-        <w:rPr>
-          <w:rFonts w:ascii="宋体" w:eastAsia="宋体" w:hAnsi="宋体" w:hint="eastAsia"/>
-          <w:sz w:val="24"/>
-        </w:rPr>
-      </w:pPr>
-      <w:r>
-        <w:rPr>
-          <w:rFonts w:ascii="宋体" w:eastAsia="宋体" w:hAnsi="宋体" w:hint="eastAsia"/>
-          <w:sz w:val="24"/>
-        </w:rPr>
-        <w:t>最后，也感谢一路走来的自己。感谢自己在迷茫中没有轻易停下，在调整中努力寻找方向，在一次次修改论文、完善系统的过程中坚持到了最后。毕业不是终点，而是带着所学、热爱与责任走向现实的新起点。谨以此文，献给我的大学时光，也献给所有在这段旅程中给予我帮助、支持与温暖的人。</w:t>
+        <w:t>大学生活中，室友和同学们的陪伴同样值得铭记。我们曾一起上课、讨论问题，也曾一起完成课程设计和项目任务。那些共同学习、相互鼓励的日子，成为我大学记忆中珍贵的一部分。</w:t>
       </w:r>
     </w:p>
     <w:p>
@@ -184,6 +109,13 @@
           <w:sz w:val="24"/>
         </w:rPr>
       </w:pPr>
+      <w:r>
+        <w:rPr>
+          <w:rFonts w:ascii="宋体" w:eastAsia="宋体" w:hAnsi="宋体" w:hint="eastAsia"/>
+          <w:sz w:val="24"/>
+        </w:rPr>
+        <w:t>最后，感谢我的家人。父母多年来在经济和生活上的默默支持，为我顺利完成学业提供了坚实保障；姐姐在我迷茫时给予的鼓励和建议，也让我能够更加平稳地面对选择与变化。也感谢一路坚持到现在的自己。毕业不是终点，而是新的开始。谨以此文，献给我的大学时光，也献给所有曾给予我帮助与温暖的人。</w:t>
+      </w:r>
     </w:p>
     <w:sectPr>
       <w:pgSz w:w="11906" w:h="16838"/>
@@ -852,6 +784,7 @@
   <w:style w:type="character" w:default="1" w:styleId="a0">
     <w:name w:val="Default Paragraph Font"/>
     <w:uiPriority w:val="1"/>
+    <w:semiHidden/>
     <w:unhideWhenUsed/>
   </w:style>
   <w:style w:type="table" w:default="1" w:styleId="a1">
